--- a/Stages/USPSA/Matches/RPS 05_26/Stage 7.docx
+++ b/Stages/USPSA/Matches/RPS 05_26/Stage 7.docx
@@ -132,29 +132,17 @@
                 <w:b/>
                 <w:bCs/>
               </w:rPr>
-              <w:t>SCORING</w:t>
-            </w:r>
-            <w:proofErr w:type="gramStart"/>
-            <w:r>
-              <w:rPr>
-                <w:b/>
-                <w:bCs/>
-              </w:rPr>
-              <w:t>:</w:t>
+              <w:t>SCORING:</w:t>
             </w:r>
             <w:r>
               <w:tab/>
-              <w:t xml:space="preserve"> Comstock</w:t>
-            </w:r>
-            <w:proofErr w:type="gramEnd"/>
-            <w:r>
-              <w:t xml:space="preserve"> </w:t>
+              <w:t xml:space="preserve"> Comstock </w:t>
             </w:r>
             <w:r>
               <w:t>2</w:t>
             </w:r>
             <w:r>
-              <w:t>8</w:t>
+              <w:t>2</w:t>
             </w:r>
             <w:r>
               <w:t xml:space="preserve"> rounds.</w:t>
@@ -172,15 +160,7 @@
                 <w:b/>
                 <w:bCs/>
               </w:rPr>
-              <w:t>TARGETS</w:t>
-            </w:r>
-            <w:proofErr w:type="gramStart"/>
-            <w:r>
-              <w:rPr>
-                <w:b/>
-                <w:bCs/>
-              </w:rPr>
-              <w:t>:</w:t>
+              <w:t>TARGETS:</w:t>
             </w:r>
             <w:r>
               <w:tab/>
@@ -190,9 +170,8 @@
               <w:t>1</w:t>
             </w:r>
             <w:r>
-              <w:t>3</w:t>
+              <w:t>0</w:t>
             </w:r>
-            <w:proofErr w:type="gramEnd"/>
             <w:r>
               <w:t xml:space="preserve"> </w:t>
             </w:r>
@@ -200,7 +179,13 @@
               <w:t>cardboard targets</w:t>
             </w:r>
             <w:r>
-              <w:t>, 2 steel targets</w:t>
+              <w:t xml:space="preserve">, </w:t>
+            </w:r>
+            <w:r>
+              <w:t>1</w:t>
+            </w:r>
+            <w:r>
+              <w:t xml:space="preserve"> steel target</w:t>
             </w:r>
           </w:p>
           <w:p>
@@ -215,15 +200,7 @@
                 <w:b/>
                 <w:bCs/>
               </w:rPr>
-              <w:t>SCORED HITS</w:t>
-            </w:r>
-            <w:proofErr w:type="gramStart"/>
-            <w:r>
-              <w:rPr>
-                <w:b/>
-                <w:bCs/>
-              </w:rPr>
-              <w:t xml:space="preserve">: </w:t>
+              <w:t xml:space="preserve">SCORED HITS: </w:t>
             </w:r>
             <w:r>
               <w:rPr>
@@ -232,11 +209,16 @@
               <w:tab/>
             </w:r>
             <w:r>
-              <w:t>2</w:t>
+              <w:t xml:space="preserve">2 Best hits per </w:t>
             </w:r>
-            <w:proofErr w:type="gramEnd"/>
             <w:r>
-              <w:t xml:space="preserve"> Best hits per carboard will be scored.</w:t>
+              <w:t xml:space="preserve">static </w:t>
+            </w:r>
+            <w:r>
+              <w:t>carboard will be scored.</w:t>
+            </w:r>
+            <w:r>
+              <w:t xml:space="preserve"> 3 Best hits on Max Trap will be scored.</w:t>
             </w:r>
           </w:p>
         </w:tc>
@@ -436,7 +418,6 @@
       <w:r>
         <w:t xml:space="preserve">is a </w:t>
       </w:r>
-      <w:proofErr w:type="gramStart"/>
       <w:r>
         <w:t>2</w:t>
       </w:r>
@@ -446,11 +427,9 @@
       <w:r>
         <w:t xml:space="preserve"> round</w:t>
       </w:r>
-      <w:proofErr w:type="gramEnd"/>
       <w:r>
         <w:t xml:space="preserve">, </w:t>
       </w:r>
-      <w:proofErr w:type="gramStart"/>
       <w:r>
         <w:t>1</w:t>
       </w:r>
@@ -461,11 +440,7 @@
         <w:t>0</w:t>
       </w:r>
       <w:r>
-        <w:t xml:space="preserve"> point</w:t>
-      </w:r>
-      <w:proofErr w:type="gramEnd"/>
-      <w:r>
-        <w:t xml:space="preserve">, </w:t>
+        <w:t xml:space="preserve"> point, </w:t>
       </w:r>
       <w:r>
         <w:t xml:space="preserve">Comstock </w:t>
@@ -867,13 +842,8 @@
         <w:t xml:space="preserve">1 </w:t>
       </w:r>
       <w:r>
-        <w:t xml:space="preserve">Small Activator </w:t>
-      </w:r>
-      <w:proofErr w:type="gramStart"/>
-      <w:r>
-        <w:t>popper</w:t>
-      </w:r>
-      <w:proofErr w:type="gramEnd"/>
+        <w:t>Small Activator popper</w:t>
+      </w:r>
     </w:p>
     <w:p>
       <w:pPr>
@@ -953,7 +923,7 @@
           <w:noProof/>
         </w:rPr>
         <w:drawing>
-          <wp:inline distT="0" distB="0" distL="0" distR="0" wp14:anchorId="03A3FD70" wp14:editId="76311B60">
+          <wp:inline distT="0" distB="0" distL="0" distR="0" wp14:anchorId="03A3FD70" wp14:editId="35F0E07B">
             <wp:extent cx="666750" cy="666750"/>
             <wp:effectExtent l="0" t="0" r="0" b="0"/>
             <wp:docPr id="1038517772" name="Picture 2" descr="A black and white logo&#10;&#10;AI-generated content may be incorrect."/>
